--- a/example_articles/race_ethnicity/White/6.race_ethnicity_White_Other_publisher.docx
+++ b/example_articles/race_ethnicity/White/6.race_ethnicity_White_Other_publisher.docx
@@ -34,12 +34,12 @@
     </w:p>
     <w:p>
       <w:r>
-        <w:t>Extracted race/ethnicity: White</w:t>
+        <w:t>Raw race_ethnicity result: White</w:t>
       </w:r>
     </w:p>
     <w:p>
       <w:r>
-        <w:t>Race/Ethnicity (Standardized): White</w:t>
+        <w:t>race_ethnicity_stand_flat (Standardized): White</w:t>
       </w:r>
     </w:p>
     <w:p>

--- a/example_articles/race_ethnicity/White/6.race_ethnicity_White_Other_publisher.docx
+++ b/example_articles/race_ethnicity/White/6.race_ethnicity_White_Other_publisher.docx
@@ -29,17 +29,17 @@
     </w:p>
     <w:p>
       <w:r>
-        <w:t>Source File: Other publishers/Files (500) (29).DOCX</w:t>
+        <w:t>Source file: Other publishers/Files (500) (29).DOCX</w:t>
       </w:r>
     </w:p>
     <w:p>
       <w:r>
-        <w:t>Raw race_ethnicity result: White</w:t>
+        <w:t>Raw race ethnicity result, 'race_ethnicity': White</w:t>
       </w:r>
     </w:p>
     <w:p>
       <w:r>
-        <w:t>race_ethnicity_stand_flat (Standardized): White</w:t>
+        <w:t>Standardized race ethnicity result, 'race_ethnicity_stand_flat': White</w:t>
       </w:r>
     </w:p>
     <w:p>

--- a/example_articles/race_ethnicity/White/6.race_ethnicity_White_Other_publisher.docx
+++ b/example_articles/race_ethnicity/White/6.race_ethnicity_White_Other_publisher.docx
@@ -7,9 +7,11 @@
         <w:pStyle w:val="Heading1"/>
       </w:pPr>
       <w:r>
-        <w:t>YUPPIES DISCOVERING STOCK CAR RACING;</w:t>
+        <w:t>THE KENNEDY kids;</w:t>
         <w:br/>
-        <w:t>'The ultimate gladiatorial challenge'</w:t>
+        <w:t>Follow big footsteps, make 'own tracks';</w:t>
+        <w:br/>
+        <w:t xml:space="preserve"> 'Priorities' are family and service</w:t>
       </w:r>
     </w:p>
     <w:p>
@@ -19,7 +21,7 @@
     </w:p>
     <w:p>
       <w:r>
-        <w:t>Date: 1990-06-22</w:t>
+        <w:t>Date: 1990-02-19</w:t>
       </w:r>
     </w:p>
     <w:p>
@@ -29,7 +31,7 @@
     </w:p>
     <w:p>
       <w:r>
-        <w:t>Source file: Other publishers/Files (500) (29).DOCX</w:t>
+        <w:t>Source file: Other publishers/Files (500) (30).DOCX</w:t>
       </w:r>
     </w:p>
     <w:p>
@@ -51,81 +53,75 @@
     </w:p>
     <w:p>
       <w:r>
-        <w:t>Donald Haygood is worlds away from the air-conditioned hum of his Yonkers, N.Y., travel agency.</w:t>
+        <w:t>Ah, the Kennedys. The first family of money and politics always leaves a fascinated public hungry for more.</w:t>
         <w:br/>
-        <w:t>Thirty-seven stock cars shriek past his $ 150 box seats here at Pocono International Raceway. The air, once thick with the scent of pine, is heavy with a pungent blend of burnt oil, rubber and fuel.</w:t>
+        <w:t>There's Kerry Kennedy, daughter of the late Robert F. Kennedy, who last week announced her engagement to Andrew Cuomo, son of New York Gov. Mario Cuomo. What about the couple's political plans, everyone is wanting to know.</w:t>
         <w:br/>
-        <w:t>Haygood, 50, sips orange juice and smiles. ''The excitement, noise and personalities of stock car racing are fantastic. I watched the basketball playoffs, but you had to wait days to see who won. This is instant.''</w:t>
+        <w:t>There's John F. Kennedy Jr., apparently stuck for life with People magazine's Sexiest Man Alive title, working for the Manhattan district attorney, studying for his New York bar exam - for the second time - and unsuccessfully trying to avoid the gossip columns.</w:t>
         <w:br/>
-        <w:t>Haygood represents the new breed of stock car fan - white-collar professionals, men and women alike - heeding stock car racing's deafening call in increasing numbers.</w:t>
+        <w:t>And again tonight and Wednesday (9 p.m. EST), ABC takes us back to the origins of the Kennedy dynasty with parts II and III of The Kennedys of Massachusetts.</w:t>
         <w:br/>
-        <w:t>''Our fans are not just a bunch of good ol' boys,'' says Kevin Camp, marketing director for NASCAR, the sport's governing body.</w:t>
+        <w:t>The Kennedy family, especially the generation now coming into its own, seems poised to provide headlines well into the next century. They know - more than a dozen of them - that with their money, ambition and energy, every marriage, political move and miscue will make news.</w:t>
         <w:br/>
-        <w:t>NASCAR spectator demographics show that among today's fans:</w:t>
+        <w:t>They're into politics, public service, law and finance, coming of age in their 20s and 30s and not looking back much. Several have tried, or are thinking of trying, politics.</w:t>
         <w:br/>
-        <w:t>- 21% are professionals.</w:t>
+        <w:t>''How are ya, Michael!'' roars U.S. Rep. Joe Kennedy, 37, oldest son of Robert F. Kennedy. He's taking the call from his younger brother, in Africa buying oil for his thriving Citizens Energy Corp. They exchange family chitchat across an ocean. Joe's feet are on his desk, a Havana cigar in his ashtray. He's relaxed, chummy, confident.</w:t>
         <w:br/>
-        <w:t>- 38% are women.</w:t>
+        <w:t>Says Joe: ''My father's not here, my uncle's not here. Fact is you live a life, and that forces decisions and you end up cutting your own path, whether others recognize it or not.''</w:t>
         <w:br/>
-        <w:t>- 64% own their homes.</w:t>
+        <w:t>Redheaded Patrick Kennedy, 22, swivels in his chair in the ornate Rhode Island House of Representatives. Still a college student, but clearly on his own. Proud of his name and his father, U.S. Sen. Ted Kennedy, but creating a record.</w:t>
         <w:br/>
-        <w:t>- 76% earn more than $ 25,000 a year.</w:t>
+        <w:t>''I want to follow my father's footsteps,'' he says, pausing reflectively, ''but leave my own tracks behind.''</w:t>
         <w:br/>
-        <w:t>Expect their ranks to grow even more: Hollywood is lending its own special cachet to the sport with Tom Cruise's track-set romp, Days of Thunder, which opens Wednesday.</w:t>
+        <w:t>Some of the Kennedy tracks are hard to follow. John Kennedy Jr., 29, doesn't grant interviews. Aside from reading from his father's Profiles in Courage for Good Morning America's Thanksgiving Day show last year - a family- approved appearance - John Jr. keeps a low profile. Family friends say he's in the process of maturing; when he feels he has something to say, he will.</w:t>
         <w:br/>
-        <w:t>Drawn to the sport more for its flash than its history, Haygood and other recent converts stand in contrast to the stock image of Southerners with a passion for brew and the Confederate flag.</w:t>
+        <w:t>Sister Caroline, 32, is president of the Kennedy Library Foundation and busy being mother to little Rose. With her, too, interviews are rare.</w:t>
         <w:br/>
-        <w:t>The seminal Dixie crew first souped up ''stock'' U.S. cars - boosting engine horsepower and stiffening suspension - in the '40s, hoping to elude the law on moonshine runs. Stock cars remain the people's racing car, because, unlike specialized ''formula'' cars, they're based on showroom models.</w:t>
+        <w:t>Among the Kennedy flock, there is a sense of competition - as if they're trying to break away from the pack. But it's friendly, they assure you.</w:t>
         <w:br/>
-        <w:t>That damn-the-odds drive is one of the chief draws to the sport, says Camp. Plus, ''races are now held all over the West and Northeast. Attendance is growing 10% percent a year.</w:t>
+        <w:t>And, says Joe, ''if anybody outside the family tries to get competitive with any of us, we close ranks pretty quickly.''</w:t>
         <w:br/>
-        <w:t>''We've not reached our peak,'' he adds. ''I think in not too many years we'll be the biggest professional sport around. … It's a clean sport that's a true slice of Americana with true American heroes.''</w:t>
+        <w:t>There's also a deliberate hunkering down, making sure that, between children and political ambition, children come first. It goes back to the dark days after RFK's death.</w:t>
         <w:br/>
-        <w:t>Television has helped rev up interest. Car-mounted cameras can catch the hulks of rolling thunder running bumper-to-bumper at 190 mph.</w:t>
+        <w:t>As his children struggled through life without a father, tragedy struck again. David Kennedy, Robert and Ethel's fourth child, died of a drug overdose at 28 in 1984.</w:t>
         <w:br/>
-        <w:t>CBS airs the sport's legendary clash, the Daytona 500, which this year topped the NBA playoffs in ratings. ESPN, the cable sports channel, currently shows 20 of 29 Winston Cup Series races, up from nine in '85.</w:t>
+        <w:t>Memories of this period - and his own family situation - changed Joe's mind about running for Massachusetts governor at this point in his twin boys' lives. He is separated from his wife and, ''seeing my younger brothers and sisters struggling through those early years without a dad around, I think it's important to try to get your priorities straight.''</w:t>
         <w:br/>
-        <w:t>''There's not much we do that does better,'' says ESPN's Dave Nagle, who says his audience consists largely of upscale males. ''Viewership continues to grow.''</w:t>
+        <w:t>There's a credo at work among the young Kennedys, who know by heart, even if they never knew him, President Kennedy's message that public service is noble.</w:t>
         <w:br/>
-        <w:t>One faithful armchair racer is David Kidd, 36. The Falls Church, Va., magazine art director is slave to the green flag.</w:t>
+        <w:t>''I don't look at myself as someone who is changing the world,'' says Robert F. Kennedy Jr., driving near the Hudson River in Upstate New York, for him an environmental battleground. ''I just hope to have an effect on my little piece of it.''</w:t>
         <w:br/>
-        <w:t>''I watch religiously. And if I can't, I tape them,'' he says. ''I enjoy watching cars that I recognize going round and round at close to 200 mph. Other forms of racing are so far removed from what I could do. But here you can pretend you're in your dad's T-bird.''</w:t>
+        <w:t>Robert, 36, who has worked to overcome his own widely publicized drug problems in the early 1980s, runs an environmental law clinic at Pace University in White Plains, N.Y. Under his guidance, law students learn how to take Hudson River polluters to court.</w:t>
         <w:br/>
-        <w:t>Kidd has yet to attend a big NASCAR race, but plans to visit a local track to take in smaller-scale competition. He won't be alone, says Dick Berggren, editor of Stock Car Racing magazine.</w:t>
+        <w:t>Nature, for him, is rooted in religion. ''The way that we know what God looks like is by looking at the entire fabric of nature,'' he says, pointing up at a circling redtail hawk.</w:t>
         <w:br/>
-        <w:t>''Tracks can't add seats fast enough. People just love seeing others take on the ultimate gladiatorial challenge,'' he says. ''If you win, there are great rewards. And if you lose, you can lose it all. It's everything a sport should be.''</w:t>
+        <w:t>''When we start to pull threads from that fabric, you know, we not only threaten the economic life of our progeny but we also threaten their ability to find out who they are and what they're doing. That's something we don't have the right to do.''</w:t>
         <w:br/>
-        <w:t>More than sport, racing is spectacle.</w:t>
+        <w:t>Now, from his home in Mount Kisco where he trains falcons and cares for sick and orphaned animals, to his law clinic where he sues polluters, Robert has found his cause. ''This is what I was cut out to do.''</w:t>
         <w:br/>
-        <w:t>From sticker-covered cars (companies pay upwards of $ 200,000 per promotional decal) to character-chocked drivers (cigar-smoking veteran ''King'' Richard Petty is ubiquitous as a car-care product pitchman), those behind the show say there's nothing like being there.</w:t>
+        <w:t>What Kathleen Kennedy Townsend, oldest of Robert and Ethel's 11 children, will do politically isn't clear yet. She ran unsuccessfully for Congress four years ago.</w:t>
         <w:br/>
-        <w:t>''A strong race attraction is that it brings out a melting pot - working class folks, women, wealthy professionals,'' says Rick Hendrick, a Charlotte, N.C., car dealer and team owner who turned Cruise onto the sport. ''A race is always exciting and competitive. Throw in a little Hollywood and you become a fan.''</w:t>
+        <w:t>For now, Townsend, 39, mother of three and resident of Baltimore, is running a program in Maryland public schools that encourages students to care about others.</w:t>
         <w:br/>
-        <w:t>Steve Berkebile, 32, made a cross-state trek from Somerset, Pa., to attend the Pocono race, his first. The grin pasted on the construction equipment salesman's face says it was worth braving the crawling traffic leading into the raceway.</w:t>
+        <w:t>At Patapsco High near Baltimore, she folds one of 1,500 items of clothing that a class will distribute to the needy. ''It's more than just putting clothing on their backs,'' says Kaycey Ryan, one of the students. ''It's so they can feel better about themselves.'' Townsend beams.</w:t>
         <w:br/>
-        <w:t>''This is damn good entertainment. The speed and noise create an atmosphere that's unparalleled, and a level of excitement you don't get every day,'' he says, watching a pit crew going through its frenzied ballet. ''I like the fact that there's no foreign investment. It's one of the last bastions left untouched.''</w:t>
+        <w:t>Since Townsend took over the Maryland Student Service Alliance two years ago, the program has grown from 100 to 1,400 kids. In her 1982 Buick ragtop, she travels the state, encouraging principals and teachers to offer course credit for community service.</w:t>
         <w:br/>
-        <w:t>In fact, there's no way to be at a stock race and not realize you're in the USA.</w:t>
+        <w:t>Townsend believes it's the public schools' place to teach values.</w:t>
         <w:br/>
-        <w:t>Old Glory is everywhere: flown from grandstand poles, draped on campers and flapping in the hands of Miller's ''Six Pack'' Skydiving Team.</w:t>
+        <w:t>''I think young people have so much to give, and too often we don't ask them to get involved,'' she says. ''So they don't contribute and feel lost in our society.''</w:t>
         <w:br/>
-        <w:t>Pre-race entertainment includes a military display of bayonet control and Boy Scouts bearing colonial flags. A pin-up girl wishes the fans a good race (rowdy applause) and a youngster recites the Pledge of Allegiance (reverent silence).</w:t>
+        <w:t>For now, watch out for Patrick. He's not out of college yet because a spinal operation for a non-malignant tumor cost him some time. He's not as athletic as his cousins because of serious asthma.</w:t>
         <w:br/>
-        <w:t>And to ensure the afternoon's success, the microphone is handed over to a man of the cloth, who blesses ''the race and our sponsors.'' Finally, 37 gentlemen stuffed in fire-resistant jumpsuits are asked to start their engines.</w:t>
+        <w:t>But here he is, at 22, in his second term in the Rhode Island Legislature, a law on voter registration to his credit and several environmental bills with his name on them.</w:t>
         <w:br/>
-        <w:t>From a grandstand perch high atop the track, Andre and Esther Icso of Washingtonville, N.Y., both 27, are surprised to find themselves fascinated.</w:t>
+        <w:t>While a student, he worked as a legislative page and got the bug. For starters, he ran as a delegate to the Democratic National Convention, went door to door in his working class neighborhood, and won.</w:t>
         <w:br/>
-        <w:t>''A partner gave us the tickets. It's nothing like it is on TV,'' says Andre, an engineer whose wife is an architect. ''It's more exciting and incredibly loud. I'm really a big hockey fan, but this is something else.''</w:t>
+        <w:t>He figures he visited all 1,300 people who voted for him in the Democratic primary for state representative.</w:t>
         <w:br/>
-        <w:t>Just then, Ester whips her head toward the track. A car that has spun out of control bears in on a crowd gathered near victory lane. They flee the white hulk, whose brakes were lost in a collision. No one is hurt. This driver's day is over.</w:t>
+        <w:t>Patrick was nervous in his first term, knowing people were watching, comparing, noting flaws. But he learned to play the game, made speeches and built his confidence.</w:t>
         <w:br/>
-        <w:t>Ester breathes out, then shakes her head: ''I just can't believe how close together these guys come. It's amazing.'' Both vow to return.</w:t>
-        <w:br/>
-        <w:t>Berkebile, too, plans another stock car road trip soon, this time with his wife. And Haygood says he'll soon make reservations for next year's big Pocono show.</w:t>
-        <w:br/>
-        <w:t>Stock car racing's raw simplicity is the heart of its success, says Carolyn Rudd. Her Charlotte-based Sports Management Group handles corporate racing clients; brother Ricky races for Chevrolet.</w:t>
-        <w:br/>
-        <w:t>''You don't ever want an elitist image. That's what hurts Indy car racing,'' she says. ''The closer you are to dreaming that you could be in that car, the stronger the pull.''</w:t>
+        <w:t>From anyone else it might sound like a cliche, but Patrick Kennedy seems totally sincere. ''I feel good about my own ability to carry the torch.''</w:t>
         <w:br/>
         <w:br/>
         <w:t>Graphic</w:t>
@@ -133,11 +129,11 @@
         <w:br/>
         <w:t xml:space="preserve"> </w:t>
         <w:br/>
-        <w:t>PHOTO; color, Paramount Pictures (Motion Picture Scenes, Days of Thunder, Tom Cruise); PHOTO; color, Larry Ford (Donald Haygood); PHOTO; color, Larry Ford ( Steve Berkebile)</w:t>
+        <w:t>PHOTO; color, H. Darr Beiser, USA TODAY (Joseph Kennedy); PHOTO; color, Stephen Lefkovits, USA TODAY (Patrick Kennedy); PHOTO; color, Walter P. Calahan (Kathleen Kennedy Townsend); PHOTO; color, Robert Deutsch, USA TODAY ( Robert Kennedy Jr.)</w:t>
         <w:br/>
         <w:t xml:space="preserve"> </w:t>
         <w:br/>
-        <w:t>CUTLINE: TOM CRUISE: Stock racing could get a big boost after 'Days of Thunder' opens Wednesday. CUTLINE: DONALD HAYGOOD: 'The excitement, noise and personalities of stock car racing are fantastic.' CUTLINE: STEVE BERKEBILE: 'I like the fact that there's no foreign investment.'</w:t>
+        <w:t>CUTLINE: JOE: The representative from Massachusetts relaxes in his Capitol Hill office. 'You end up cutting your own path, whether others recognize it or not,' says RFK's oldest son. CUTLINE: PATRICK: A Rhode Island legislator and student CUTLINE: KATHLEEN: Helps school kids care about community CUTLINE: ROBERT: Runs an environmental law clinic</w:t>
       </w:r>
     </w:p>
     <w:sectPr>

--- a/example_articles/race_ethnicity/White/6.race_ethnicity_White_Other_publisher.docx
+++ b/example_articles/race_ethnicity/White/6.race_ethnicity_White_Other_publisher.docx
@@ -7,11 +7,7 @@
         <w:pStyle w:val="Heading1"/>
       </w:pPr>
       <w:r>
-        <w:t>THE KENNEDY kids;</w:t>
-        <w:br/>
-        <w:t>Follow big footsteps, make 'own tracks';</w:t>
-        <w:br/>
-        <w:t xml:space="preserve"> 'Priorities' are family and service</w:t>
+        <w:t>Shooting the 'Moon"King' proves royal sequel to 'Over theTavern'</w:t>
       </w:r>
     </w:p>
     <w:p>
@@ -21,17 +17,17 @@
     </w:p>
     <w:p>
       <w:r>
-        <w:t>Date: 1990-02-19</w:t>
+        <w:t>Date: 2003-04-18</w:t>
       </w:r>
     </w:p>
     <w:p>
       <w:r>
-        <w:t>Section: NEWS; Pg. 1A; Cover Story</w:t>
+        <w:t>Section: TIME OUT!;</w:t>
       </w:r>
     </w:p>
     <w:p>
       <w:r>
-        <w:t>Source file: Other publishers/Files (500) (30).DOCX</w:t>
+        <w:t>Source file: Other publishers/Files (500) (22).DOCX</w:t>
       </w:r>
     </w:p>
     <w:p>
@@ -53,75 +49,51 @@
     </w:p>
     <w:p>
       <w:r>
-        <w:t>Ah, the Kennedys. The first family of money and politics always leaves a fascinated public hungry for more.</w:t>
+        <w:t xml:space="preserve">"King O' the Moon"  </w:t>
         <w:br/>
-        <w:t>There's Kerry Kennedy, daughter of the late Robert F. Kennedy, who last week announced her engagement to Andrew Cuomo, son of New York Gov. Mario Cuomo. What about the couple's political plans, everyone is wanting to know.</w:t>
+        <w:t xml:space="preserve">@* @* @* out of four  </w:t>
         <w:br/>
-        <w:t>There's John F. Kennedy Jr., apparently stuck for life with People magazine's Sexiest Man Alive title, working for the Manhattan district attorney, studying for his New York bar exam - for the second time - and unsuccessfully trying to avoid the gossip columns.</w:t>
+        <w:t xml:space="preserve">Location: Mercury Theatre, 3745 N. Southport, Chicago  </w:t>
         <w:br/>
-        <w:t>And again tonight and Wednesday (9 p.m. EST), ABC takes us back to the origins of the Kennedy dynasty with parts II and III of The Kennedys of Massachusetts.</w:t>
+        <w:t xml:space="preserve">Times: 1:30 and 7:30 p.m. Wednesdays; 7:30 p.m. Thursdays; 8 p.m. Fridays; 5 and 8:30 p.m. Saturdays; 2 and 5:30 p.m. Sundays  </w:t>
         <w:br/>
-        <w:t>The Kennedy family, especially the generation now coming into its own, seems poised to provide headlines well into the next century. They know - more than a dozen of them - that with their money, ambition and energy, every marriage, political move and miscue will make news.</w:t>
+        <w:t xml:space="preserve">Running time: Two hours  </w:t>
         <w:br/>
-        <w:t>They're into politics, public service, law and finance, coming of age in their 20s and 30s and not looking back much. Several have tried, or are thinking of trying, politics.</w:t>
+        <w:t xml:space="preserve">Parking: Paid parking next door; some street parking  </w:t>
         <w:br/>
-        <w:t>''How are ya, Michael!'' roars U.S. Rep. Joe Kennedy, 37, oldest son of Robert F. Kennedy. He's taking the call from his younger brother, in Africa buying oil for his thriving Citizens Energy Corp. They exchange family chitchat across an ocean. Joe's feet are on his desk, a Havana cigar in his ashtray. He's relaxed, chummy, confident.</w:t>
+        <w:t xml:space="preserve">Tickets: $32.50 to $44.50  </w:t>
         <w:br/>
-        <w:t>Says Joe: ''My father's not here, my uncle's not here. Fact is you live a life, and that forces decisions and you end up cutting your own path, whether others recognize it or not.''</w:t>
+        <w:t xml:space="preserve">Box office: (773) 325-1700  </w:t>
         <w:br/>
-        <w:t>Redheaded Patrick Kennedy, 22, swivels in his chair in the ornate Rhode Island House of Representatives. Still a college student, but clearly on his own. Proud of his name and his father, U.S. Sen. Ted Kennedy, but creating a record.</w:t>
+        <w:t xml:space="preserve">Rating: Some material may not be suitable for pre-adolescent audiences  </w:t>
         <w:br/>
-        <w:t>''I want to follow my father's footsteps,'' he says, pausing reflectively, ''but leave my own tracks behind.''</w:t>
+        <w:t xml:space="preserve">"King o' the Moon" was written as a sequel to Tom Dudzick's popular play "Over the Tavern," about a working-class Polish- Catholic family in the late '50s coping with all the stresses of modern life: television, puberty and the first rumblings of rebellion against the Catholic authority.  </w:t>
         <w:br/>
-        <w:t>Some of the Kennedy tracks are hard to follow. John Kennedy Jr., 29, doesn't grant interviews. Aside from reading from his father's Profiles in Courage for Good Morning America's Thanksgiving Day show last year - a family- approved appearance - John Jr. keeps a low profile. Family friends say he's in the process of maturing; when he feels he has something to say, he will.</w:t>
+        <w:t xml:space="preserve">Much of the charm of that first play lays in the fact that we knew that the world of the play was about to be swept aside by all the changes in the '60s, including the Vatican II reforms.  </w:t>
         <w:br/>
-        <w:t>Sister Caroline, 32, is president of the Kennedy Library Foundation and busy being mother to little Rose. With her, too, interviews are rare.</w:t>
+        <w:t xml:space="preserve">"King o' the Moon," now playing at the Mercury Theatre, is set 10 years later in 1969 and features many of the same characters: the precocious Rudy, his more conformist older brother, his troubled sister, his long-suffering mom.  </w:t>
         <w:br/>
-        <w:t>Among the Kennedy flock, there is a sense of competition - as if they're trying to break away from the pack. But it's friendly, they assure you.</w:t>
+        <w:t xml:space="preserve">The only character from the first play who does not make an appearance is the Archie Bunker-ish dad, which is a shame, because the quick anger he displayed in "Over the Tavern" could have been used to hilarious effect. (You can easily imagine him grumbling about every change in the world around him, from miniskirts to hippies, the new morality to anti-Vietnam marches.)  </w:t>
         <w:br/>
-        <w:t>And, says Joe, ''if anybody outside the family tries to get competitive with any of us, we close ranks pretty quickly.''</w:t>
+        <w:t xml:space="preserve">The role of the conservative in the house is taken over by Rudy's brother, an enlisted man about to be shipped off to Vietnam. Despite his proximity to the war, he remains a rabid hawk, a choice that is at once interesting and stereotype-destroying. (Lots of disillusioned young men later went to Vietnam full of idealistic dreams of helping the Vietnamese shake off the yoke of communism.)  </w:t>
         <w:br/>
-        <w:t>There's also a deliberate hunkering down, making sure that, between children and political ambition, children come first. It goes back to the dark days after RFK's death.</w:t>
+        <w:t xml:space="preserve">As is probably apparent by now, Dudzick is mining very familiar territory with this new play. In fact, this now-gone world has been so thoroughly digested by TV sitcoms, mainstream media, nostalgic radicals and grandstanding reactionaries that the sociological background to the play (notably the much-hyped first moon landing and the endless arguments about Vietnam between Rudy, the peacenik seminarian, and his pro-war brother about to be shipped off to the war) feels very old hat.  </w:t>
         <w:br/>
-        <w:t>As his children struggled through life without a father, tragedy struck again. David Kennedy, Robert and Ethel's fourth child, died of a drug overdose at 28 in 1984.</w:t>
+        <w:t xml:space="preserve">Happily Dudzick is still capable of creating interesting, original characters, even if the dilemmas they find themselves facing are very familiar. Rudy, the wisecracking kid in "Over the Tavern," has turned into a heartfelt seminarian who spends all his free time protesting the war.  </w:t>
         <w:br/>
-        <w:t>Memories of this period - and his own family situation - changed Joe's mind about running for Massachusetts governor at this point in his twin boys' lives. He is separated from his wife and, ''seeing my younger brothers and sisters struggling through those early years without a dad around, I think it's important to try to get your priorities straight.''</w:t>
+        <w:t xml:space="preserve">Likewise, the matriarch of the household has, since the death of her husband, turned into a strong, likable, inner-directed woman, the very antithesis of the anxiety-bound lady from "Over the Tavern."  </w:t>
         <w:br/>
-        <w:t>There's a credo at work among the young Kennedys, who know by heart, even if they never knew him, President Kennedy's message that public service is noble.</w:t>
+        <w:t xml:space="preserve">Dudzick's eye and ear for creating credible characters is accentuated here by William Pullinsi's adept casting and fine, if workmanlike, direction. Bryan McElroy and Ryan Kitley are particularly fine as the two very different brothers at the center of the play.  </w:t>
         <w:br/>
-        <w:t>''I don't look at myself as someone who is changing the world,'' says Robert F. Kennedy Jr., driving near the Hudson River in Upstate New York, for him an environmental battleground. ''I just hope to have an effect on my little piece of it.''</w:t>
+        <w:t xml:space="preserve">Steppenwolf ensemble member Rondi Reed, who always seems to get stuck with roles that don't quite fit her at her home company, is, for a change, perfectly cast and delightful as the Pazinski's matriarch.  </w:t>
         <w:br/>
-        <w:t>Robert, 36, who has worked to overcome his own widely publicized drug problems in the early 1980s, runs an environmental law clinic at Pace University in White Plains, N.Y. Under his guidance, law students learn how to take Hudson River polluters to court.</w:t>
+        <w:t xml:space="preserve">Dudzick really knows how to re-create on stage the ambivalence that happens in most families. Which is why I have to admit I was a little disappointed by the play's feel-good ending. I didn't buy that everything was ending happily - not with one brother leaving for Vietnam, another uncertain about his future and the daughter trapped in a dead marriage.  </w:t>
         <w:br/>
-        <w:t>Nature, for him, is rooted in religion. ''The way that we know what God looks like is by looking at the entire fabric of nature,'' he says, pointing up at a circling redtail hawk.</w:t>
+        <w:t xml:space="preserve">Still, with perhaps one eye on his enthusiastic audience, Dudzick tacked on a happy ending.  </w:t>
         <w:br/>
-        <w:t>''When we start to pull threads from that fabric, you know, we not only threaten the economic life of our progeny but we also threaten their ability to find out who they are and what they're doing. That's something we don't have the right to do.''</w:t>
+        <w:t xml:space="preserve">I also didn't buy that the central event of the play, the yearly reunion to honor the memory of their dead dad, wouldn't trigger long repressed feelings of anger toward their father who, if the first play can be believed, was an SOB of Great Santini proportions.  </w:t>
         <w:br/>
-        <w:t>Now, from his home in Mount Kisco where he trains falcons and cares for sick and orphaned animals, to his law clinic where he sues polluters, Robert has found his cause. ''This is what I was cut out to do.''</w:t>
-        <w:br/>
-        <w:t>What Kathleen Kennedy Townsend, oldest of Robert and Ethel's 11 children, will do politically isn't clear yet. She ran unsuccessfully for Congress four years ago.</w:t>
-        <w:br/>
-        <w:t>For now, Townsend, 39, mother of three and resident of Baltimore, is running a program in Maryland public schools that encourages students to care about others.</w:t>
-        <w:br/>
-        <w:t>At Patapsco High near Baltimore, she folds one of 1,500 items of clothing that a class will distribute to the needy. ''It's more than just putting clothing on their backs,'' says Kaycey Ryan, one of the students. ''It's so they can feel better about themselves.'' Townsend beams.</w:t>
-        <w:br/>
-        <w:t>Since Townsend took over the Maryland Student Service Alliance two years ago, the program has grown from 100 to 1,400 kids. In her 1982 Buick ragtop, she travels the state, encouraging principals and teachers to offer course credit for community service.</w:t>
-        <w:br/>
-        <w:t>Townsend believes it's the public schools' place to teach values.</w:t>
-        <w:br/>
-        <w:t>''I think young people have so much to give, and too often we don't ask them to get involved,'' she says. ''So they don't contribute and feel lost in our society.''</w:t>
-        <w:br/>
-        <w:t>For now, watch out for Patrick. He's not out of college yet because a spinal operation for a non-malignant tumor cost him some time. He's not as athletic as his cousins because of serious asthma.</w:t>
-        <w:br/>
-        <w:t>But here he is, at 22, in his second term in the Rhode Island Legislature, a law on voter registration to his credit and several environmental bills with his name on them.</w:t>
-        <w:br/>
-        <w:t>While a student, he worked as a legislative page and got the bug. For starters, he ran as a delegate to the Democratic National Convention, went door to door in his working class neighborhood, and won.</w:t>
-        <w:br/>
-        <w:t>He figures he visited all 1,300 people who voted for him in the Democratic primary for state representative.</w:t>
-        <w:br/>
-        <w:t>Patrick was nervous in his first term, knowing people were watching, comparing, noting flaws. But he learned to play the game, made speeches and built his confidence.</w:t>
-        <w:br/>
-        <w:t>From anyone else it might sound like a cliche, but Patrick Kennedy seems totally sincere. ''I feel good about my own ability to carry the torch.''</w:t>
+        <w:t>Still, for those of us who are fond of "Over the Tavern," there is something fascinating about seeing how the family we came to know so well in that play fared in the intervening, tumultuous decade.</w:t>
         <w:br/>
         <w:br/>
         <w:t>Graphic</w:t>
@@ -129,11 +101,7 @@
         <w:br/>
         <w:t xml:space="preserve"> </w:t>
         <w:br/>
-        <w:t>PHOTO; color, H. Darr Beiser, USA TODAY (Joseph Kennedy); PHOTO; color, Stephen Lefkovits, USA TODAY (Patrick Kennedy); PHOTO; color, Walter P. Calahan (Kathleen Kennedy Townsend); PHOTO; color, Robert Deutsch, USA TODAY ( Robert Kennedy Jr.)</w:t>
-        <w:br/>
-        <w:t xml:space="preserve"> </w:t>
-        <w:br/>
-        <w:t>CUTLINE: JOE: The representative from Massachusetts relaxes in his Capitol Hill office. 'You end up cutting your own path, whether others recognize it or not,' says RFK's oldest son. CUTLINE: PATRICK: A Rhode Island legislator and student CUTLINE: KATHLEEN: Helps school kids care about community CUTLINE: ROBERT: Runs an environmental law clinic</w:t>
+        <w:t>Bryan McElroy and Erin Noel Grennan star in "King o' the Moon" at the Mercury Theatre. GRAPHIC/MAP: Mercury Theatre/Chicago</w:t>
       </w:r>
     </w:p>
     <w:sectPr>

--- a/example_articles/race_ethnicity/White/6.race_ethnicity_White_Other_publisher.docx
+++ b/example_articles/race_ethnicity/White/6.race_ethnicity_White_Other_publisher.docx
@@ -7,7 +7,7 @@
         <w:pStyle w:val="Heading1"/>
       </w:pPr>
       <w:r>
-        <w:t>Shooting the 'Moon"King' proves royal sequel to 'Over theTavern'</w:t>
+        <w:t>The angry young men</w:t>
       </w:r>
     </w:p>
     <w:p>
@@ -17,17 +17,17 @@
     </w:p>
     <w:p>
       <w:r>
-        <w:t>Date: 2003-04-18</w:t>
+        <w:t>Date: 2021-03-28</w:t>
       </w:r>
     </w:p>
     <w:p>
       <w:r>
-        <w:t>Section: TIME OUT!;</w:t>
+        <w:t>Section: CURRENTS; Pg. E1</w:t>
       </w:r>
     </w:p>
     <w:p>
       <w:r>
-        <w:t>Source file: Other publishers/Files (500) (22).DOCX</w:t>
+        <w:t>Source file: Other publishers/Files (500) (4).DOCX</w:t>
       </w:r>
     </w:p>
     <w:p>
@@ -49,59 +49,33 @@
     </w:p>
     <w:p>
       <w:r>
-        <w:t xml:space="preserve">"King O' the Moon"  </w:t>
+        <w:t>In many ways, the young gunmen who shattered families and broke the hearts of metro Atlanta and Boulder, Colo., in separate, highprofile killing rampages represented very different variations on the American story.</w:t>
         <w:br/>
-        <w:t xml:space="preserve">@* @* @* out of four  </w:t>
+        <w:t>In the sprawling exurbs north of Atlanta, the man charged in the March 16 killings of eight people - six of them women of Asian descent who worked in spas - grew up deeply connected to the fundamentalist Christian church, who seemingly was unable to reconcile his years of Sunday school with the pornography he frequently watched, fueling his belief - apparently endorsed by his religious parents - that he had a sex addiction.</w:t>
         <w:br/>
-        <w:t xml:space="preserve">Location: Mercury Theatre, 3745 N. Southport, Chicago  </w:t>
+        <w:t>Raised in Arvada, Colo., a sprawling, affluent suburb of Denver, the man police took into custody on Monday for gunning down 10 people inside a supermarket, including the first police officer who responded, is the child of immigrants from Syria who came to the United States in 2002 at age 3 and who, as he grew, complained he was the victim of bullying over his Islamic name and heritage, according to family members who said he suffered from increasing paranoia.</w:t>
         <w:br/>
-        <w:t xml:space="preserve">Times: 1:30 and 7:30 p.m. Wednesdays; 7:30 p.m. Thursdays; 8 p.m. Fridays; 5 and 8:30 p.m. Saturdays; 2 and 5:30 p.m. Sundays  </w:t>
+        <w:t>But what strikes me about America's two newest mass murderers are the things they had in common. In both cases, their life stories seem to trail off and become increasingly vague after they graduated from high school. There's evidence that both young men spent a lot of time on their computer - the Georgia gunman with his porn habit and the Boulder shooter posting some of his grievances on social media accounts that have been taken down. It was insanely easy for them to walk into a gun store and buy their weapons of mass destruction. And stating the obvious - even if it's an obvious we don't like to discuss much they were both young men.</w:t>
         <w:br/>
-        <w:t xml:space="preserve">Running time: Two hours  </w:t>
+        <w:t>In fact, the killers in Georgia and in Colorado were both 21 years old. That's the exact same age as the gunman who entered an El Paso Walmart in 2018 with the goal of shooting people of Mexican descent, killing 23. The perpetrator of 2012's Newtown, Conn., slaughter of 27 people, mostly first graders and kindergartners, was 20. Similar to the ages of the mass murderers at Tucson (22), Virginia Tech (23), Dayton (24), and Aurora (25).</w:t>
         <w:br/>
-        <w:t xml:space="preserve">Parking: Paid parking next door; some street parking  </w:t>
+        <w:t>Eric Madfis, a criminal justice professor at the University of Washington-Tacoma, has been researching U.S. mass killings for a dozen years, and what he finds again and again is what he calls a white male grievance culture. He and other experts have found that years of simmering rage over life failures - in romance, or lack of a career, or from factors like bullying cause some men to act out to reassert their masculinity in a warped, violent fashion.</w:t>
         <w:br/>
-        <w:t xml:space="preserve">Tickets: $32.50 to $44.50  </w:t>
+        <w:t>"The age bracket tends to be young men - high school students or shortly thereafter - or in middle age," Madfis told me in a phone interview the day after the rampage in Boulder. "Both are crucial transitions where people have to evaluate where their life is, and where it's going."</w:t>
         <w:br/>
-        <w:t xml:space="preserve">Box office: (773) 325-1700  </w:t>
+        <w:t>The married Princeton academics Anne Case and Angus Deaton wrote in their book,</w:t>
         <w:br/>
-        <w:t xml:space="preserve">Rating: Some material may not be suitable for pre-adolescent audiences  </w:t>
+        <w:t>Deaths of Despair and the Future of Capitalism, that premature death from drug overdoses, suicide, or alcoholism - which had been rising generally among the working class, especially whites, since the 1990s - was now spiking among younger men, but specifically those who hadn't attended college and had no access to the higher-paying "knowledge economy."</w:t>
         <w:br/>
-        <w:t xml:space="preserve">"King o' the Moon" was written as a sequel to Tom Dudzick's popular play "Over the Tavern," about a working-class Polish- Catholic family in the late '50s coping with all the stresses of modern life: television, puberty and the first rumblings of rebellion against the Catholic authority.  </w:t>
+        <w:t>Instead, there's growing evidence that millions of young men are atomized and alienated - living with parents, working in seemingly dead-end "Mc-Jobs" in the service sector like Amazon-type warehouses, if at all, and spending an inordinate amount of time online watching videos or playing games and unconnected to any real community.</w:t>
         <w:br/>
-        <w:t xml:space="preserve">Much of the charm of that first play lays in the fact that we knew that the world of the play was about to be swept aside by all the changes in the '60s, including the Vatican II reforms.  </w:t>
+        <w:t>What to do? Madfis, the criminal-justice expert, says better research and a more-informed conversation about the mentalhealth problems or emotional stresses of young men could lead to better strategies and more resources to deal with them. He's right to argue that the notion that men must react to disappointments with violence is not cast in stone.</w:t>
         <w:br/>
-        <w:t xml:space="preserve">"King o' the Moon," now playing at the Mercury Theatre, is set 10 years later in 1969 and features many of the same characters: the precocious Rudy, his more conformist older brother, his troubled sister, his long-suffering mom.  </w:t>
+        <w:t>Then there's education. America needs to provide new opportunity and structure for the nearly two-thirds who aren't now getting a four-year degree. These can include a massive upgrade of community college but also job training or internship opportunities for late teens who aren't motivated by a classroom, and national-civilian-service gap years - yes, perhaps mandatory - after high school to promise growth yet also bring together kids from siloed communities.</w:t>
         <w:br/>
-        <w:t xml:space="preserve">The only character from the first play who does not make an appearance is the Archie Bunker-ish dad, which is a shame, because the quick anger he displayed in "Over the Tavern" could have been used to hilarious effect. (You can easily imagine him grumbling about every change in the world around him, from miniskirts to hippies, the new morality to anti-Vietnam marches.)  </w:t>
+        <w:t>Can the United States afford to do these things? When the alternative is rising rates of drug abuse and overdose, more suicides, political divisions like those that boiled over in the Jan. 6 insurrection, and mass shootings at ridiculously regular intervals, how can we afford not to try? But we can't try until we're honest about digging deeper, all the way to the roots of the problem. wbunch@inquirer.com</w:t>
         <w:br/>
-        <w:t xml:space="preserve">The role of the conservative in the house is taken over by Rudy's brother, an enlisted man about to be shipped off to Vietnam. Despite his proximity to the war, he remains a rabid hawk, a choice that is at once interesting and stereotype-destroying. (Lots of disillusioned young men later went to Vietnam full of idealistic dreams of helping the Vietnamese shake off the yoke of communism.)  </w:t>
-        <w:br/>
-        <w:t xml:space="preserve">As is probably apparent by now, Dudzick is mining very familiar territory with this new play. In fact, this now-gone world has been so thoroughly digested by TV sitcoms, mainstream media, nostalgic radicals and grandstanding reactionaries that the sociological background to the play (notably the much-hyped first moon landing and the endless arguments about Vietnam between Rudy, the peacenik seminarian, and his pro-war brother about to be shipped off to the war) feels very old hat.  </w:t>
-        <w:br/>
-        <w:t xml:space="preserve">Happily Dudzick is still capable of creating interesting, original characters, even if the dilemmas they find themselves facing are very familiar. Rudy, the wisecracking kid in "Over the Tavern," has turned into a heartfelt seminarian who spends all his free time protesting the war.  </w:t>
-        <w:br/>
-        <w:t xml:space="preserve">Likewise, the matriarch of the household has, since the death of her husband, turned into a strong, likable, inner-directed woman, the very antithesis of the anxiety-bound lady from "Over the Tavern."  </w:t>
-        <w:br/>
-        <w:t xml:space="preserve">Dudzick's eye and ear for creating credible characters is accentuated here by William Pullinsi's adept casting and fine, if workmanlike, direction. Bryan McElroy and Ryan Kitley are particularly fine as the two very different brothers at the center of the play.  </w:t>
-        <w:br/>
-        <w:t xml:space="preserve">Steppenwolf ensemble member Rondi Reed, who always seems to get stuck with roles that don't quite fit her at her home company, is, for a change, perfectly cast and delightful as the Pazinski's matriarch.  </w:t>
-        <w:br/>
-        <w:t xml:space="preserve">Dudzick really knows how to re-create on stage the ambivalence that happens in most families. Which is why I have to admit I was a little disappointed by the play's feel-good ending. I didn't buy that everything was ending happily - not with one brother leaving for Vietnam, another uncertain about his future and the daughter trapped in a dead marriage.  </w:t>
-        <w:br/>
-        <w:t xml:space="preserve">Still, with perhaps one eye on his enthusiastic audience, Dudzick tacked on a happy ending.  </w:t>
-        <w:br/>
-        <w:t xml:space="preserve">I also didn't buy that the central event of the play, the yearly reunion to honor the memory of their dead dad, wouldn't trigger long repressed feelings of anger toward their father who, if the first play can be believed, was an SOB of Great Santini proportions.  </w:t>
-        <w:br/>
-        <w:t>Still, for those of us who are fond of "Over the Tavern," there is something fascinating about seeing how the family we came to know so well in that play fared in the intervening, tumultuous decade.</w:t>
-        <w:br/>
-        <w:br/>
-        <w:t>Graphic</w:t>
-        <w:br/>
-        <w:br/>
-        <w:t xml:space="preserve"> </w:t>
-        <w:br/>
-        <w:t>Bryan McElroy and Erin Noel Grennan star in "King o' the Moon" at the Mercury Theatre. GRAPHIC/MAP: Mercury Theatre/Chicago</w:t>
+        <w:t>215-854-2957 will_bunch</w:t>
       </w:r>
     </w:p>
     <w:sectPr>
